--- a/deliverables/Team04_Marine_Miro_Reflection_Speaking_Notes.docx
+++ b/deliverables/Team04_Marine_Miro_Reflection_Speaking_Notes.docx
@@ -4,24 +4,39 @@
   <w:body>
     <w:p>
       <w:pPr>
-        <w:pStyle w:val="Title"/>
-        <w:spacing w:after="200"/>
+        <w:keepNext/>
+        <w:spacing w:before="0" w:after="60"/>
       </w:pPr>
       <w:r>
-        <w:t>Team 04 Marine Miro Reflection — Speaking Notes</w:t>
+        <w:rPr>
+          <w:rFonts w:ascii="Calibri" w:hAnsi="Calibri" w:eastAsia="Calibri"/>
+          <w:b/>
+          <w:color w:val="0F6F73"/>
+          <w:sz w:val="18"/>
+        </w:rPr>
+        <w:t>TEAM 04 | DIVESAFE MY</w:t>
       </w:r>
     </w:p>
     <w:p>
       <w:pPr>
-        <w:spacing w:after="120" w:line="259" w:lineRule="auto"/>
+        <w:pStyle w:val="Title"/>
+      </w:pPr>
+      <w:r>
+        <w:t>Team 04 Miro Reflection Speaking Notes - DiveSafe MY</w:t>
+      </w:r>
+    </w:p>
+    <w:p>
+      <w:pPr>
+        <w:spacing w:before="0" w:after="120" w:line="264" w:lineRule="auto"/>
       </w:pPr>
       <w:r>
         <w:rPr>
-          <w:rFonts w:ascii="Aptos" w:hAnsi="Aptos"/>
-          <w:color w:val="1F3742"/>
-          <w:sz w:val="21"/>
+          <w:rFonts w:ascii="Calibri" w:hAnsi="Calibri" w:eastAsia="Calibri"/>
+          <w:b/>
+          <w:color w:val="243746"/>
+          <w:sz w:val="22"/>
         </w:rPr>
-        <w:t>Format: Huang Guan leads the team section for about five minutes. Each teammate receives one question and gives a short answer. No follow-up question is planned.</w:t>
+        <w:t>Version 2.0 | 15 August 2026</w:t>
       </w:r>
     </w:p>
     <w:p>
@@ -29,28 +44,46 @@
         <w:pStyle w:val="Heading1"/>
       </w:pPr>
       <w:r>
-        <w:t>Team reflection — about five minutes</w:t>
+        <w:t>Team reflection (about five minutes)</w:t>
       </w:r>
     </w:p>
     <w:p>
       <w:pPr>
-        <w:pStyle w:val="Heading2"/>
+        <w:spacing w:before="0" w:after="120" w:line="264" w:lineRule="auto"/>
       </w:pPr>
       <w:r>
-        <w:t>Opening — Huang Guan</w:t>
+        <w:rPr>
+          <w:rFonts w:ascii="Calibri" w:hAnsi="Calibri" w:eastAsia="Calibri"/>
+          <w:color w:val="243746"/>
+          <w:sz w:val="22"/>
+        </w:rPr>
+        <w:t>Hi everyone. I will lead our short reflection on the DiveSafe MY MVP. I will</w:t>
       </w:r>
     </w:p>
     <w:p>
       <w:pPr>
-        <w:spacing w:after="120" w:line="259" w:lineRule="auto"/>
+        <w:spacing w:before="0" w:after="120" w:line="264" w:lineRule="auto"/>
       </w:pPr>
       <w:r>
         <w:rPr>
-          <w:rFonts w:ascii="Aptos" w:hAnsi="Aptos"/>
-          <w:color w:val="1F3742"/>
-          <w:sz w:val="21"/>
+          <w:rFonts w:ascii="Calibri" w:hAnsi="Calibri" w:eastAsia="Calibri"/>
+          <w:color w:val="243746"/>
+          <w:sz w:val="22"/>
         </w:rPr>
-        <w:t>Hi everyone. I will lead our short reflection. We will look at what we will stop doing, start doing and continue doing as we move from the project idea to the Marine Observation MVP.</w:t>
+        <w:t>read one point from each Miro column, then invite each teammate to add one</w:t>
+      </w:r>
+    </w:p>
+    <w:p>
+      <w:pPr>
+        <w:spacing w:before="0" w:after="120" w:line="264" w:lineRule="auto"/>
+      </w:pPr>
+      <w:r>
+        <w:rPr>
+          <w:rFonts w:ascii="Calibri" w:hAnsi="Calibri" w:eastAsia="Calibri"/>
+          <w:color w:val="243746"/>
+          <w:sz w:val="22"/>
+        </w:rPr>
+        <w:t>short comment. The aim is to learn from the work, not to blame anyone.</w:t>
       </w:r>
     </w:p>
     <w:p>
@@ -63,67 +96,67 @@
     </w:p>
     <w:p>
       <w:pPr>
-        <w:spacing w:after="120" w:line="259" w:lineRule="auto"/>
+        <w:spacing w:before="0" w:after="120" w:line="264" w:lineRule="auto"/>
       </w:pPr>
       <w:r>
         <w:rPr>
-          <w:rFonts w:ascii="Aptos" w:hAnsi="Aptos"/>
-          <w:color w:val="1F3742"/>
-          <w:sz w:val="21"/>
+          <w:rFonts w:ascii="Calibri" w:hAnsi="Calibri" w:eastAsia="Calibri"/>
+          <w:color w:val="243746"/>
+          <w:sz w:val="22"/>
         </w:rPr>
-        <w:t>We will stop widening the scope after it has been agreed. We will stop making changes without telling the team, leaving testing until the last minute, and treating small cleanup or missing GitHub checks as reasons to block safe progress. We will also stop using exact sensitive locations or unsupported claims in the demo.</w:t>
+        <w:t>We will stop leaving work until the deadline, keeping decisions in private</w:t>
       </w:r>
     </w:p>
     <w:p>
       <w:pPr>
-        <w:spacing w:after="120" w:line="259" w:lineRule="auto"/>
+        <w:spacing w:before="0" w:after="120" w:line="264" w:lineRule="auto"/>
       </w:pPr>
       <w:r>
         <w:rPr>
-          <w:rFonts w:ascii="Aptos" w:hAnsi="Aptos"/>
-          <w:color w:val="1F3742"/>
-          <w:sz w:val="21"/>
+          <w:rFonts w:ascii="Calibri" w:hAnsi="Calibri" w:eastAsia="Calibri"/>
+          <w:color w:val="243746"/>
+          <w:sz w:val="22"/>
         </w:rPr>
-        <w:t>Darli: Please explain one example of a scope change we should communicate earlier.</w:t>
+        <w:t>messages and changing the database or recognition idea without telling the</w:t>
       </w:r>
     </w:p>
     <w:p>
       <w:pPr>
-        <w:spacing w:after="120" w:line="259" w:lineRule="auto"/>
+        <w:spacing w:before="0" w:after="120" w:line="264" w:lineRule="auto"/>
       </w:pPr>
       <w:r>
         <w:rPr>
-          <w:rFonts w:ascii="Aptos" w:hAnsi="Aptos"/>
-          <w:color w:val="1F3742"/>
-          <w:sz w:val="21"/>
+          <w:rFonts w:ascii="Calibri" w:hAnsi="Calibri" w:eastAsia="Calibri"/>
+          <w:color w:val="243746"/>
+          <w:sz w:val="22"/>
         </w:rPr>
-        <w:t>Response: ______________________________________________</w:t>
+        <w:t>team. We will also stop treating small cleanup or missing automated checks as</w:t>
       </w:r>
     </w:p>
     <w:p>
       <w:pPr>
-        <w:spacing w:after="120" w:line="259" w:lineRule="auto"/>
+        <w:spacing w:before="0" w:after="120" w:line="264" w:lineRule="auto"/>
       </w:pPr>
       <w:r>
         <w:rPr>
-          <w:rFonts w:ascii="Aptos" w:hAnsi="Aptos"/>
-          <w:color w:val="1F3742"/>
-          <w:sz w:val="21"/>
+          <w:rFonts w:ascii="Calibri" w:hAnsi="Calibri" w:eastAsia="Calibri"/>
+          <w:color w:val="243746"/>
+          <w:sz w:val="22"/>
         </w:rPr>
-        <w:t>Keith: Please explain how database changes should be shared before integration.</w:t>
+        <w:t>reasons to delay a safe merge. Most importantly, we will stop writing a demo</w:t>
       </w:r>
     </w:p>
     <w:p>
       <w:pPr>
-        <w:spacing w:after="120" w:line="259" w:lineRule="auto"/>
+        <w:spacing w:before="0" w:after="120" w:line="264" w:lineRule="auto"/>
       </w:pPr>
       <w:r>
         <w:rPr>
-          <w:rFonts w:ascii="Aptos" w:hAnsi="Aptos"/>
-          <w:color w:val="1F3742"/>
-          <w:sz w:val="21"/>
+          <w:rFonts w:ascii="Calibri" w:hAnsi="Calibri" w:eastAsia="Calibri"/>
+          <w:color w:val="243746"/>
+          <w:sz w:val="22"/>
         </w:rPr>
-        <w:t>Response: ______________________________________________</w:t>
+        <w:t>suggestion as if it were a verified species result.</w:t>
       </w:r>
     </w:p>
     <w:p>
@@ -136,67 +169,54 @@
     </w:p>
     <w:p>
       <w:pPr>
-        <w:spacing w:after="120" w:line="259" w:lineRule="auto"/>
+        <w:spacing w:before="0" w:after="120" w:line="264" w:lineRule="auto"/>
       </w:pPr>
       <w:r>
         <w:rPr>
-          <w:rFonts w:ascii="Aptos" w:hAnsi="Aptos"/>
-          <w:color w:val="1F3742"/>
-          <w:sz w:val="21"/>
+          <w:rFonts w:ascii="Calibri" w:hAnsi="Calibri" w:eastAsia="Calibri"/>
+          <w:color w:val="243746"/>
+          <w:sz w:val="22"/>
         </w:rPr>
-        <w:t>We will start with a frozen reporting flow and a small category list. For code, we will use branch → quick review → merge → integrated test → deploy. We will keep one owner and one next action for every task, record sources and decisions early, and test failure paths as well as the happy path.</w:t>
+        <w:t>We will start with a clear owner and next action. We will use branch, quick</w:t>
       </w:r>
     </w:p>
     <w:p>
       <w:pPr>
-        <w:spacing w:after="120" w:line="259" w:lineRule="auto"/>
+        <w:spacing w:before="0" w:after="120" w:line="264" w:lineRule="auto"/>
       </w:pPr>
       <w:r>
         <w:rPr>
-          <w:rFonts w:ascii="Aptos" w:hAnsi="Aptos"/>
-          <w:color w:val="1F3742"/>
-          <w:sz w:val="21"/>
+          <w:rFonts w:ascii="Calibri" w:hAnsi="Calibri" w:eastAsia="Calibri"/>
+          <w:color w:val="243746"/>
+          <w:sz w:val="22"/>
         </w:rPr>
-        <w:t>Qian: Please explain one accessibility check we should do before a demo.</w:t>
+        <w:t>review, merge, integrated test and deploy. We will check source, location</w:t>
       </w:r>
     </w:p>
     <w:p>
       <w:pPr>
-        <w:spacing w:after="120" w:line="259" w:lineRule="auto"/>
+        <w:spacing w:before="0" w:after="120" w:line="264" w:lineRule="auto"/>
       </w:pPr>
       <w:r>
         <w:rPr>
-          <w:rFonts w:ascii="Aptos" w:hAnsi="Aptos"/>
-          <w:color w:val="1F3742"/>
-          <w:sz w:val="21"/>
+          <w:rFonts w:ascii="Calibri" w:hAnsi="Calibri" w:eastAsia="Calibri"/>
+          <w:color w:val="243746"/>
+          <w:sz w:val="22"/>
         </w:rPr>
-        <w:t>Response: ______________________________________________</w:t>
+        <w:t>precision and safety wording before a demo. We will raise blockers early and</w:t>
       </w:r>
     </w:p>
     <w:p>
       <w:pPr>
-        <w:spacing w:after="120" w:line="259" w:lineRule="auto"/>
+        <w:spacing w:before="0" w:after="120" w:line="264" w:lineRule="auto"/>
       </w:pPr>
       <w:r>
         <w:rPr>
-          <w:rFonts w:ascii="Aptos" w:hAnsi="Aptos"/>
-          <w:color w:val="1F3742"/>
-          <w:sz w:val="21"/>
+          <w:rFonts w:ascii="Calibri" w:hAnsi="Calibri" w:eastAsia="Calibri"/>
+          <w:color w:val="243746"/>
+          <w:sz w:val="22"/>
         </w:rPr>
-        <w:t>Hanxia: Please explain the most important API or validation check for the reporting flow.</w:t>
-      </w:r>
-    </w:p>
-    <w:p>
-      <w:pPr>
-        <w:spacing w:after="120" w:line="259" w:lineRule="auto"/>
-      </w:pPr>
-      <w:r>
-        <w:rPr>
-          <w:rFonts w:ascii="Aptos" w:hAnsi="Aptos"/>
-          <w:color w:val="1F3742"/>
-          <w:sz w:val="21"/>
-        </w:rPr>
-        <w:t>Response: ______________________________________________</w:t>
+        <w:t>keep the site, species and briefing wording in one shared place.</w:t>
       </w:r>
     </w:p>
     <w:p>
@@ -209,62 +229,67 @@
     </w:p>
     <w:p>
       <w:pPr>
-        <w:spacing w:after="120" w:line="259" w:lineRule="auto"/>
+        <w:spacing w:before="0" w:after="120" w:line="264" w:lineRule="auto"/>
       </w:pPr>
       <w:r>
         <w:rPr>
-          <w:rFonts w:ascii="Aptos" w:hAnsi="Aptos"/>
-          <w:color w:val="1F3742"/>
-          <w:sz w:val="21"/>
+          <w:rFonts w:ascii="Calibri" w:hAnsi="Calibri" w:eastAsia="Calibri"/>
+          <w:color w:val="243746"/>
+          <w:sz w:val="22"/>
         </w:rPr>
-        <w:t>We will continue peer review, respectful discussion and early blocker updates. We will keep using public or synthetic data, visible sources, an accessible list fallback and clear statements about what the MVP cannot prove.</w:t>
+        <w:t>We will continue sharing progress in a friendly way, reviewing one another's</w:t>
       </w:r>
     </w:p>
     <w:p>
       <w:pPr>
-        <w:spacing w:after="120" w:line="259" w:lineRule="auto"/>
+        <w:spacing w:before="0" w:after="120" w:line="264" w:lineRule="auto"/>
       </w:pPr>
       <w:r>
         <w:rPr>
-          <w:rFonts w:ascii="Aptos" w:hAnsi="Aptos"/>
-          <w:color w:val="1F3742"/>
-          <w:sz w:val="21"/>
+          <w:rFonts w:ascii="Calibri" w:hAnsi="Calibri" w:eastAsia="Calibri"/>
+          <w:color w:val="243746"/>
+          <w:sz w:val="22"/>
         </w:rPr>
-        <w:t>Su: Please briefly explain how the rule-based result stays safe and transparent.</w:t>
+        <w:t>work and helping when someone is stuck. We will keep synthetic/public data,</w:t>
       </w:r>
     </w:p>
     <w:p>
       <w:pPr>
-        <w:spacing w:after="120" w:line="259" w:lineRule="auto"/>
+        <w:spacing w:before="0" w:after="120" w:line="264" w:lineRule="auto"/>
       </w:pPr>
       <w:r>
         <w:rPr>
-          <w:rFonts w:ascii="Aptos" w:hAnsi="Aptos"/>
-          <w:color w:val="1F3742"/>
-          <w:sz w:val="21"/>
+          <w:rFonts w:ascii="Calibri" w:hAnsi="Calibri" w:eastAsia="Calibri"/>
+          <w:color w:val="243746"/>
+          <w:sz w:val="22"/>
         </w:rPr>
-        <w:t>Response: ______________________________________________</w:t>
+        <w:t>source links, accessible list fallbacks and simple non-enforcement wording.</w:t>
       </w:r>
     </w:p>
     <w:p>
       <w:pPr>
-        <w:pStyle w:val="Heading2"/>
+        <w:spacing w:before="0" w:after="120" w:line="264" w:lineRule="auto"/>
       </w:pPr>
       <w:r>
-        <w:t>Closing — Huang Guan</w:t>
+        <w:rPr>
+          <w:rFonts w:ascii="Calibri" w:hAnsi="Calibri" w:eastAsia="Calibri"/>
+          <w:color w:val="243746"/>
+          <w:sz w:val="22"/>
+        </w:rPr>
+        <w:t>I will now ask each member to explain one card briefly. We can keep the answers</w:t>
       </w:r>
     </w:p>
     <w:p>
       <w:pPr>
-        <w:spacing w:after="120" w:line="259" w:lineRule="auto"/>
+        <w:spacing w:before="0" w:after="120" w:line="264" w:lineRule="auto"/>
       </w:pPr>
       <w:r>
         <w:rPr>
-          <w:rFonts w:ascii="Aptos" w:hAnsi="Aptos"/>
-          <w:color w:val="1F3742"/>
-          <w:sz w:val="21"/>
+          <w:rFonts w:ascii="Calibri" w:hAnsi="Calibri" w:eastAsia="Calibri"/>
+          <w:color w:val="243746"/>
+          <w:sz w:val="22"/>
         </w:rPr>
-        <w:t>Thank you. Our main lesson is that a smaller scope, clear ownership and evidence after each integration step help us move faster without overstating what the system can do.</w:t>
+        <w:t>short and leave follow-up questions for the group discussion.</w:t>
       </w:r>
     </w:p>
     <w:p>
@@ -272,53 +297,157 @@
         <w:pStyle w:val="Heading1"/>
       </w:pPr>
       <w:r>
-        <w:t>Huang Guan — personal reflection — about two minutes</w:t>
+        <w:t>Huang Guan - personal reflection (about two minutes)</w:t>
       </w:r>
     </w:p>
     <w:p>
       <w:pPr>
-        <w:spacing w:after="120" w:line="259" w:lineRule="auto"/>
+        <w:spacing w:before="0" w:after="120" w:line="264" w:lineRule="auto"/>
       </w:pPr>
       <w:r>
         <w:rPr>
-          <w:rFonts w:ascii="Aptos" w:hAnsi="Aptos"/>
-          <w:color w:val="1F3742"/>
-          <w:sz w:val="21"/>
+          <w:rFonts w:ascii="Calibri" w:hAnsi="Calibri" w:eastAsia="Calibri"/>
+          <w:color w:val="243746"/>
+          <w:sz w:val="22"/>
         </w:rPr>
-        <w:t>As PM, I coordinated scope, the GitHub workflow, Drive evidence and the Render demo. I learned that the hardest part was keeping documents, code and deployment aligned while the idea became more focused.</w:t>
+        <w:t>As PM, I helped the team move from the marine idea to a working DiveSafe flow.</w:t>
       </w:r>
     </w:p>
     <w:p>
       <w:pPr>
-        <w:spacing w:after="120" w:line="259" w:lineRule="auto"/>
+        <w:spacing w:before="0" w:after="120" w:line="264" w:lineRule="auto"/>
       </w:pPr>
       <w:r>
         <w:rPr>
-          <w:rFonts w:ascii="Aptos" w:hAnsi="Aptos"/>
-          <w:color w:val="1F3742"/>
-          <w:sz w:val="21"/>
+          <w:rFonts w:ascii="Calibri" w:hAnsi="Calibri" w:eastAsia="Calibri"/>
+          <w:color w:val="243746"/>
+          <w:sz w:val="22"/>
         </w:rPr>
-        <w:t>My next SMART goal is to review every active branch within 24 hours, record the decision and run one integrated test after each merge. Success means each active task has an owner and next action, and no active branch is left unreviewed for more than one day.</w:t>
+        <w:t>I coordinated the deck, GitHub branches, Render deployment, database checks,</w:t>
       </w:r>
     </w:p>
     <w:p>
       <w:pPr>
-        <w:spacing w:after="120" w:line="259" w:lineRule="auto"/>
+        <w:spacing w:before="0" w:after="120" w:line="264" w:lineRule="auto"/>
       </w:pPr>
       <w:r>
         <w:rPr>
-          <w:rFonts w:ascii="Aptos" w:hAnsi="Aptos"/>
-          <w:color w:val="1F3742"/>
-          <w:sz w:val="21"/>
+          <w:rFonts w:ascii="Calibri" w:hAnsi="Calibri" w:eastAsia="Calibri"/>
+          <w:color w:val="243746"/>
+          <w:sz w:val="22"/>
         </w:rPr>
-        <w:t>I will keep the PM tone supportive, follow up earlier when a decision affects the whole team, and keep synthetic data, source labels and non-enforcement wording visible.</w:t>
+        <w:t>Drive migration and final safety wording. The difficult part was keeping the</w:t>
+      </w:r>
+    </w:p>
+    <w:p>
+      <w:pPr>
+        <w:spacing w:before="0" w:after="120" w:line="264" w:lineRule="auto"/>
+      </w:pPr>
+      <w:r>
+        <w:rPr>
+          <w:rFonts w:ascii="Calibri" w:hAnsi="Calibri" w:eastAsia="Calibri"/>
+          <w:color w:val="243746"/>
+          <w:sz w:val="22"/>
+        </w:rPr>
+        <w:t>product direction, code and documents aligned while the idea changed.</w:t>
+      </w:r>
+    </w:p>
+    <w:p>
+      <w:pPr>
+        <w:spacing w:before="0" w:after="120" w:line="264" w:lineRule="auto"/>
+      </w:pPr>
+      <w:r>
+        <w:rPr>
+          <w:rFonts w:ascii="Calibri" w:hAnsi="Calibri" w:eastAsia="Calibri"/>
+          <w:color w:val="243746"/>
+          <w:sz w:val="22"/>
+        </w:rPr>
+        <w:t>I learned that short evidence checks are better than long promises. I also</w:t>
+      </w:r>
+    </w:p>
+    <w:p>
+      <w:pPr>
+        <w:spacing w:before="0" w:after="120" w:line="264" w:lineRule="auto"/>
+      </w:pPr>
+      <w:r>
+        <w:rPr>
+          <w:rFonts w:ascii="Calibri" w:hAnsi="Calibri" w:eastAsia="Calibri"/>
+          <w:color w:val="243746"/>
+          <w:sz w:val="22"/>
+        </w:rPr>
+        <w:t>learned to record a decision when it is made, not at the end of the week.</w:t>
+      </w:r>
+    </w:p>
+    <w:p>
+      <w:pPr>
+        <w:spacing w:before="0" w:after="120" w:line="264" w:lineRule="auto"/>
+      </w:pPr>
+      <w:r>
+        <w:rPr>
+          <w:rFonts w:ascii="Calibri" w:hAnsi="Calibri" w:eastAsia="Calibri"/>
+          <w:color w:val="243746"/>
+          <w:sz w:val="22"/>
+        </w:rPr>
+        <w:t>My SMART goal is: by the next studio, I will review each active branch within</w:t>
+      </w:r>
+    </w:p>
+    <w:p>
+      <w:pPr>
+        <w:spacing w:before="0" w:after="120" w:line="264" w:lineRule="auto"/>
+      </w:pPr>
+      <w:r>
+        <w:rPr>
+          <w:rFonts w:ascii="Calibri" w:hAnsi="Calibri" w:eastAsia="Calibri"/>
+          <w:color w:val="243746"/>
+          <w:sz w:val="22"/>
+        </w:rPr>
+        <w:t>24 hours, record the decision and run one integrated test after every merge. I</w:t>
+      </w:r>
+    </w:p>
+    <w:p>
+      <w:pPr>
+        <w:spacing w:before="0" w:after="120" w:line="264" w:lineRule="auto"/>
+      </w:pPr>
+      <w:r>
+        <w:rPr>
+          <w:rFonts w:ascii="Calibri" w:hAnsi="Calibri" w:eastAsia="Calibri"/>
+          <w:color w:val="243746"/>
+          <w:sz w:val="22"/>
+        </w:rPr>
+        <w:t>will keep each active task linked to an owner and next action. I will continue</w:t>
+      </w:r>
+    </w:p>
+    <w:p>
+      <w:pPr>
+        <w:spacing w:before="0" w:after="120" w:line="264" w:lineRule="auto"/>
+      </w:pPr>
+      <w:r>
+        <w:rPr>
+          <w:rFonts w:ascii="Calibri" w:hAnsi="Calibri" w:eastAsia="Calibri"/>
+          <w:color w:val="243746"/>
+          <w:sz w:val="22"/>
+        </w:rPr>
+        <w:t>using a supportive PM tone, and I will improve early follow-up when a change</w:t>
+      </w:r>
+    </w:p>
+    <w:p>
+      <w:pPr>
+        <w:spacing w:before="0" w:after="120" w:line="264" w:lineRule="auto"/>
+      </w:pPr>
+      <w:r>
+        <w:rPr>
+          <w:rFonts w:ascii="Calibri" w:hAnsi="Calibri" w:eastAsia="Calibri"/>
+          <w:color w:val="243746"/>
+          <w:sz w:val="22"/>
+        </w:rPr>
+        <w:t>affects the whole team.</w:t>
       </w:r>
     </w:p>
     <w:sectPr>
       <w:headerReference w:type="default" r:id="rId9"/>
       <w:footerReference w:type="default" r:id="rId10"/>
       <w:pgSz w:w="12240" w:h="15840"/>
-      <w:pgMar w:top="893" w:right="1037" w:bottom="835" w:left="1037" w:header="720" w:footer="720" w:gutter="0"/>
+      <w:pgMar w:top="1440" w:right="1440" w:bottom="1440" w:left="1440" w:header="648" w:footer="648" w:gutter="0"/>
       <w:cols w:space="720"/>
       <w:docGrid w:linePitch="360"/>
     </w:sectPr>
@@ -331,15 +460,39 @@
   <w:p>
     <w:pPr>
       <w:pStyle w:val="Footer"/>
-      <w:jc w:val="center"/>
+      <w:tabs>
+        <w:tab w:pos="9360" w:val="right"/>
+      </w:tabs>
+      <w:spacing w:before="0" w:after="0"/>
     </w:pPr>
     <w:r>
       <w:rPr>
-        <w:rFonts w:ascii="Aptos" w:hAnsi="Aptos"/>
-        <w:color w:val="64787D"/>
+        <w:rFonts w:ascii="Calibri" w:hAnsi="Calibri" w:eastAsia="Calibri"/>
+        <w:color w:val="61737C"/>
         <w:sz w:val="16"/>
       </w:rPr>
-      <w:t>FIT5120 2026 S2  •  Synthetic/public data boundary</w:t>
+      <w:t>VERSION 2.0 | 15 AUGUST 2026 | SYNTHETIC/PUBLIC DATA | NON-ENFORCEMENT DEMO</w:t>
+    </w:r>
+    <w:r>
+      <w:rPr>
+        <w:rFonts w:ascii="Calibri" w:hAnsi="Calibri" w:eastAsia="Calibri"/>
+        <w:color w:val="61737C"/>
+        <w:sz w:val="16"/>
+      </w:rPr>
+      <w:tab/>
+      <w:t xml:space="preserve">PAGE </w:t>
+    </w:r>
+    <w:r>
+      <w:rPr>
+        <w:rFonts w:ascii="Calibri" w:hAnsi="Calibri" w:eastAsia="Calibri"/>
+        <w:color w:val="61737C"/>
+        <w:sz w:val="16"/>
+      </w:rPr>
+      <w:fldChar w:fldCharType="begin"/>
+      <w:instrText xml:space="preserve"> PAGE </w:instrText>
+      <w:fldChar w:fldCharType="separate"/>
+      <w:t>1</w:t>
+      <w:fldChar w:fldCharType="end"/>
     </w:r>
   </w:p>
 </w:ftr>
@@ -350,16 +503,17 @@
   <w:p>
     <w:pPr>
       <w:pStyle w:val="Header"/>
+      <w:spacing w:after="0"/>
       <w:jc w:val="right"/>
     </w:pPr>
     <w:r>
       <w:rPr>
-        <w:rFonts w:ascii="Aptos" w:hAnsi="Aptos"/>
-        <w:b/>
-        <w:color w:val="147D85"/>
+        <w:rFonts w:ascii="Calibri" w:hAnsi="Calibri" w:eastAsia="Calibri"/>
+        <w:b/>
+        <w:color w:val="0F6F73"/>
         <w:sz w:val="16"/>
       </w:rPr>
-      <w:t>TEAM 04  |  MARINE OBSERVATION MVP</w:t>
+      <w:t>TEAM 04 | DIVESAFE MY</w:t>
     </w:r>
   </w:p>
 </w:hdr>
@@ -564,6 +718,72 @@
   </w:num>
   <w:num w:numId="9">
     <w:abstractNumId w:val="0"/>
+  </w:num>
+  <w:abstractNum w:abstractNumId="9">
+    <w:multiLevelType w:val="singleLevel"/>
+    <w:lvl w:ilvl="0">
+      <w:start w:val="1"/>
+      <w:numFmt w:val="bullet"/>
+      <w:lvlText w:val="•"/>
+      <w:lvlJc w:val="left"/>
+      <w:suff w:val="tab"/>
+      <w:pPr>
+        <w:tabs>
+          <w:tab w:val="num" w:pos="720"/>
+        </w:tabs>
+        <w:ind w:left="720" w:hanging="360"/>
+      </w:pPr>
+      <w:rPr>
+        <w:rFonts w:ascii="Symbol" w:hAnsi="Symbol"/>
+      </w:rPr>
+    </w:lvl>
+  </w:abstractNum>
+  <w:abstractNum w:abstractNumId="10">
+    <w:multiLevelType w:val="singleLevel"/>
+    <w:lvl w:ilvl="0">
+      <w:start w:val="1"/>
+      <w:numFmt w:val="bullet"/>
+      <w:lvlText w:val="☐"/>
+      <w:lvlJc w:val="left"/>
+      <w:suff w:val="tab"/>
+      <w:pPr>
+        <w:tabs>
+          <w:tab w:val="num" w:pos="720"/>
+        </w:tabs>
+        <w:ind w:left="720" w:hanging="360"/>
+      </w:pPr>
+      <w:rPr>
+        <w:rFonts w:ascii="Segoe UI Symbol" w:hAnsi="Segoe UI Symbol"/>
+      </w:rPr>
+    </w:lvl>
+  </w:abstractNum>
+  <w:abstractNum w:abstractNumId="11">
+    <w:multiLevelType w:val="singleLevel"/>
+    <w:lvl w:ilvl="0">
+      <w:start w:val="1"/>
+      <w:numFmt w:val="decimal"/>
+      <w:lvlText w:val="%1."/>
+      <w:lvlJc w:val="left"/>
+      <w:suff w:val="tab"/>
+      <w:pPr>
+        <w:tabs>
+          <w:tab w:val="num" w:pos="720"/>
+        </w:tabs>
+        <w:ind w:left="720" w:hanging="360"/>
+      </w:pPr>
+      <w:rPr>
+        <w:rFonts w:ascii="Calibri" w:hAnsi="Calibri"/>
+      </w:rPr>
+    </w:lvl>
+  </w:abstractNum>
+  <w:num w:numId="10">
+    <w:abstractNumId w:val="9"/>
+  </w:num>
+  <w:num w:numId="11">
+    <w:abstractNumId w:val="10"/>
+  </w:num>
+  <w:num w:numId="12">
+    <w:abstractNumId w:val="11"/>
   </w:num>
 </w:numbering>
 </file>
@@ -728,9 +948,14 @@
     <w:name w:val="Normal"/>
     <w:qFormat/>
     <w:rsid w:val="00FC693F"/>
+    <w:pPr>
+      <w:spacing w:before="0" w:after="120" w:line="264" w:lineRule="auto"/>
+    </w:pPr>
     <w:rPr>
-      <w:rFonts w:ascii="Aptos" w:hAnsi="Aptos"/>
-      <w:sz w:val="21"/>
+      <w:rFonts w:ascii="Calibri" w:hAnsi="Calibri" w:eastAsia="Calibri"/>
+      <w:b w:val="0"/>
+      <w:color w:val="243746"/>
+      <w:sz w:val="22"/>
     </w:rPr>
   </w:style>
   <w:style w:type="paragraph" w:styleId="Header">
@@ -788,15 +1013,15 @@
     <w:pPr>
       <w:keepNext/>
       <w:keepLines/>
-      <w:spacing w:before="480" w:after="0"/>
+      <w:spacing w:before="320" w:after="160"/>
       <w:outlineLvl w:val="0"/>
     </w:pPr>
     <w:rPr>
-      <w:rFonts w:asciiTheme="majorHAnsi" w:eastAsiaTheme="majorEastAsia" w:hAnsiTheme="majorHAnsi" w:cstheme="majorBidi" w:ascii="Aptos Display" w:hAnsi="Aptos Display"/>
+      <w:rFonts w:asciiTheme="majorHAnsi" w:eastAsiaTheme="majorEastAsia" w:hAnsiTheme="majorHAnsi" w:cstheme="majorBidi" w:ascii="Calibri" w:hAnsi="Calibri" w:eastAsia="Calibri"/>
       <w:b/>
       <w:bCs/>
-      <w:color w:val="147D85"/>
-      <w:sz w:val="34"/>
+      <w:color w:val="0F6F73"/>
+      <w:sz w:val="32"/>
       <w:szCs w:val="28"/>
     </w:rPr>
   </w:style>
@@ -812,14 +1037,14 @@
     <w:pPr>
       <w:keepNext/>
       <w:keepLines/>
-      <w:spacing w:before="200" w:after="0"/>
+      <w:spacing w:before="240" w:after="120"/>
       <w:outlineLvl w:val="1"/>
     </w:pPr>
     <w:rPr>
-      <w:rFonts w:asciiTheme="majorHAnsi" w:eastAsiaTheme="majorEastAsia" w:hAnsiTheme="majorHAnsi" w:cstheme="majorBidi" w:ascii="Aptos Display" w:hAnsi="Aptos Display"/>
+      <w:rFonts w:asciiTheme="majorHAnsi" w:eastAsiaTheme="majorEastAsia" w:hAnsiTheme="majorHAnsi" w:cstheme="majorBidi" w:ascii="Calibri" w:hAnsi="Calibri" w:eastAsia="Calibri"/>
       <w:b/>
       <w:bCs/>
-      <w:color w:val="2B6771"/>
+      <w:color w:val="183B56"/>
       <w:sz w:val="26"/>
       <w:szCs w:val="26"/>
     </w:rPr>
@@ -836,15 +1061,15 @@
     <w:pPr>
       <w:keepNext/>
       <w:keepLines/>
-      <w:spacing w:before="200" w:after="0"/>
+      <w:spacing w:before="160" w:after="80"/>
       <w:outlineLvl w:val="2"/>
     </w:pPr>
     <w:rPr>
-      <w:rFonts w:asciiTheme="majorHAnsi" w:eastAsiaTheme="majorEastAsia" w:hAnsiTheme="majorHAnsi" w:cstheme="majorBidi" w:ascii="Aptos Display" w:hAnsi="Aptos Display"/>
+      <w:rFonts w:asciiTheme="majorHAnsi" w:eastAsiaTheme="majorEastAsia" w:hAnsiTheme="majorHAnsi" w:cstheme="majorBidi" w:ascii="Calibri" w:hAnsi="Calibri" w:eastAsia="Calibri"/>
       <w:b/>
       <w:bCs/>
-      <w:color w:val="2B6771"/>
-      <w:sz w:val="22"/>
+      <w:color w:val="183B56"/>
+      <w:sz w:val="24"/>
     </w:rPr>
   </w:style>
   <w:style w:type="paragraph" w:styleId="Heading4">
@@ -1075,19 +1300,20 @@
     <w:qFormat/>
     <w:rsid w:val="00FC693F"/>
     <w:pPr>
+      <w:keepNext/>
       <w:pBdr>
         <w:bottom w:val="single" w:sz="8" w:space="4" w:color="4F81BD" w:themeColor="accent1"/>
       </w:pBdr>
-      <w:spacing w:after="300" w:line="240" w:lineRule="auto"/>
+      <w:spacing w:after="120" w:line="240" w:lineRule="auto" w:before="0"/>
       <w:contextualSpacing/>
     </w:pPr>
     <w:rPr>
-      <w:rFonts w:asciiTheme="majorHAnsi" w:eastAsiaTheme="majorEastAsia" w:hAnsiTheme="majorHAnsi" w:cstheme="majorBidi" w:ascii="Aptos Display" w:hAnsi="Aptos Display"/>
+      <w:rFonts w:asciiTheme="majorHAnsi" w:eastAsiaTheme="majorEastAsia" w:hAnsiTheme="majorHAnsi" w:cstheme="majorBidi" w:ascii="Calibri" w:hAnsi="Calibri" w:eastAsia="Calibri"/>
       <w:b/>
-      <w:color w:val="147D85"/>
+      <w:color w:val="183B56"/>
       <w:spacing w:val="5"/>
       <w:kern w:val="28"/>
-      <w:sz w:val="48"/>
+      <w:sz w:val="52"/>
       <w:szCs w:val="52"/>
     </w:rPr>
   </w:style>
